--- a/docs/Historias de Usuario/HU-23- IKernell Soluciones Software.docx
+++ b/docs/Historias de Usuario/HU-23- IKernell Soluciones Software.docx
@@ -45,8 +45,8 @@
         <w:gridCol w:w="390"/>
         <w:gridCol w:w="990"/>
         <w:gridCol w:w="210"/>
-        <w:gridCol w:w="1650"/>
-        <w:gridCol w:w="1785"/>
+        <w:gridCol w:w="1635"/>
+        <w:gridCol w:w="1800"/>
         <w:gridCol w:w="1845"/>
         <w:tblGridChange w:id="0">
           <w:tblGrid>
@@ -56,8 +56,8 @@
             <w:gridCol w:w="390"/>
             <w:gridCol w:w="990"/>
             <w:gridCol w:w="210"/>
-            <w:gridCol w:w="1650"/>
-            <w:gridCol w:w="1785"/>
+            <w:gridCol w:w="1635"/>
+            <w:gridCol w:w="1800"/>
             <w:gridCol w:w="1845"/>
           </w:tblGrid>
         </w:tblGridChange>
@@ -1272,6 +1272,24 @@
               <w:t xml:space="preserve">- El sistema debe informar cuando el usuario no tenga notificaciones pendientes.</w:t>
             </w:r>
           </w:p>
+          <w:p>
+            <w:pPr>
+              <w:keepNext w:val="0"/>
+              <w:keepLines w:val="0"/>
+              <w:widowControl w:val="1"/>
+              <w:shd w:fill="auto" w:val="clear"/>
+              <w:spacing w:after="0" w:before="0" w:line="240" w:lineRule="auto"/>
+              <w:ind w:left="0" w:right="0" w:firstLine="0"/>
+              <w:jc w:val="both"/>
+              <w:rPr/>
+            </w:pPr>
+            <w:r>
+              <w:rPr>
+                <w:rtl w:val="0"/>
+              </w:rPr>
+              <w:t xml:space="preserve">- El sistema debe generar una notificación automática en los siguientes casos: asignación de un usuario a un proyecto, asignación de una actividad a un desarrollador, registro de un error con severidad Alta o Crítica, y recepción de un nuevo mensaje de contacto.</w:t>
+            </w:r>
+          </w:p>
         </w:tc>
       </w:tr>
       <w:tr>
@@ -5943,12 +5961,6 @@
           </w:tcPr>
           <w:p>
             <w:pPr>
-              <w:keepNext w:val="0"/>
-              <w:keepLines w:val="0"/>
-              <w:widowControl w:val="1"/>
-              <w:shd w:fill="auto" w:val="clear"/>
-              <w:spacing w:after="160" w:before="0" w:line="259" w:lineRule="auto"/>
-              <w:ind w:left="0" w:right="0" w:firstLine="0"/>
               <w:jc w:val="center"/>
               <w:rPr/>
             </w:pPr>
@@ -5956,6 +5968,7 @@
               <w:rPr>
                 <w:rtl w:val="0"/>
               </w:rPr>
+              <w:t xml:space="preserve">2.0</w:t>
             </w:r>
           </w:p>
         </w:tc>
@@ -5971,12 +5984,6 @@
           </w:tcPr>
           <w:p>
             <w:pPr>
-              <w:keepNext w:val="0"/>
-              <w:keepLines w:val="0"/>
-              <w:widowControl w:val="1"/>
-              <w:shd w:fill="auto" w:val="clear"/>
-              <w:spacing w:after="160" w:before="0" w:line="259" w:lineRule="auto"/>
-              <w:ind w:left="0" w:right="0" w:firstLine="0"/>
               <w:jc w:val="center"/>
               <w:rPr/>
             </w:pPr>
@@ -5984,6 +5991,7 @@
               <w:rPr>
                 <w:rtl w:val="0"/>
               </w:rPr>
+              <w:t xml:space="preserve">10/07/2026</w:t>
             </w:r>
           </w:p>
         </w:tc>
@@ -6006,62 +6014,21 @@
               <w:rPr>
                 <w:rtl w:val="0"/>
               </w:rPr>
-            </w:r>
-          </w:p>
-        </w:tc>
-        <w:tc>
-          <w:tcPr>
-            <w:tcBorders>
-              <w:top w:color="000000" w:space="0" w:sz="4" w:val="single"/>
-              <w:left w:color="000000" w:space="0" w:sz="4" w:val="single"/>
-              <w:bottom w:color="000000" w:space="0" w:sz="4" w:val="single"/>
-              <w:right w:color="000000" w:space="0" w:sz="4" w:val="single"/>
-            </w:tcBorders>
-          </w:tcPr>
-          <w:p>
-            <w:pPr>
-              <w:keepNext w:val="0"/>
-              <w:keepLines w:val="0"/>
-              <w:widowControl w:val="1"/>
-              <w:shd w:fill="auto" w:val="clear"/>
-              <w:spacing w:after="160" w:before="0" w:line="259" w:lineRule="auto"/>
-              <w:ind w:left="0" w:right="0" w:firstLine="0"/>
-              <w:jc w:val="center"/>
-              <w:rPr>
-                <w:i w:val="0"/>
-                <w:iCs w:val="0"/>
-                <w:smallCaps w:val="0"/>
-                <w:strike w:val="0"/>
-                <w:color w:val="000000"/>
-                <w:u w:val="none"/>
-                <w:shd w:fill="auto" w:val="clear"/>
-                <w:vertAlign w:val="baseline"/>
-              </w:rPr>
-            </w:pPr>
-            <w:r>
-              <w:rPr>
-                <w:rtl w:val="0"/>
-              </w:rPr>
-            </w:r>
-          </w:p>
-        </w:tc>
-        <w:tc>
-          <w:tcPr>
-            <w:tcBorders>
-              <w:top w:color="000000" w:space="0" w:sz="4" w:val="single"/>
-              <w:left w:color="000000" w:space="0" w:sz="4" w:val="single"/>
-              <w:bottom w:color="000000" w:space="0" w:sz="4" w:val="single"/>
-              <w:right w:color="000000" w:space="0" w:sz="4" w:val="single"/>
-            </w:tcBorders>
-          </w:tcPr>
-          <w:p>
-            <w:pPr>
-              <w:keepNext w:val="0"/>
-              <w:keepLines w:val="0"/>
-              <w:widowControl w:val="1"/>
-              <w:shd w:fill="auto" w:val="clear"/>
-              <w:spacing w:after="160" w:before="0" w:line="259" w:lineRule="auto"/>
-              <w:ind w:left="0" w:right="0" w:firstLine="0"/>
+              <w:t xml:space="preserve">Efrain Manotas</w:t>
+            </w:r>
+          </w:p>
+        </w:tc>
+        <w:tc>
+          <w:tcPr>
+            <w:tcBorders>
+              <w:top w:color="000000" w:space="0" w:sz="4" w:val="single"/>
+              <w:left w:color="000000" w:space="0" w:sz="4" w:val="single"/>
+              <w:bottom w:color="000000" w:space="0" w:sz="4" w:val="single"/>
+              <w:right w:color="000000" w:space="0" w:sz="4" w:val="single"/>
+            </w:tcBorders>
+          </w:tcPr>
+          <w:p>
+            <w:pPr>
               <w:jc w:val="center"/>
               <w:rPr/>
             </w:pPr>
@@ -6083,23 +6050,38 @@
           </w:tcPr>
           <w:p>
             <w:pPr>
-              <w:keepNext w:val="0"/>
-              <w:keepLines w:val="0"/>
-              <w:widowControl w:val="1"/>
-              <w:shd w:fill="auto" w:val="clear"/>
-              <w:spacing w:after="160" w:before="0" w:line="259" w:lineRule="auto"/>
-              <w:ind w:left="0" w:right="0" w:firstLine="0"/>
               <w:jc w:val="center"/>
               <w:rPr>
-                <w:i w:val="0"/>
-                <w:iCs w:val="0"/>
-                <w:smallCaps w:val="0"/>
-                <w:strike w:val="0"/>
-                <w:color w:val="000000"/>
-                <w:u w:val="none"/>
-                <w:shd w:fill="auto" w:val="clear"/>
-                <w:vertAlign w:val="baseline"/>
-              </w:rPr>
+                <w:b w:val="1"/>
+                <w:bCs w:val="1"/>
+              </w:rPr>
+            </w:pPr>
+            <w:r>
+              <w:rPr>
+                <w:rtl w:val="0"/>
+              </w:rPr>
+              <w:t xml:space="preserve">Revisión e implementación de mejoras HU-23</w:t>
+            </w:r>
+            <w:r>
+              <w:rPr>
+                <w:rtl w:val="0"/>
+              </w:rPr>
+            </w:r>
+          </w:p>
+        </w:tc>
+        <w:tc>
+          <w:tcPr>
+            <w:tcBorders>
+              <w:top w:color="000000" w:space="0" w:sz="4" w:val="single"/>
+              <w:left w:color="000000" w:space="0" w:sz="4" w:val="single"/>
+              <w:bottom w:color="000000" w:space="0" w:sz="4" w:val="single"/>
+              <w:right w:color="000000" w:space="0" w:sz="4" w:val="single"/>
+            </w:tcBorders>
+          </w:tcPr>
+          <w:p>
+            <w:pPr>
+              <w:jc w:val="center"/>
+              <w:rPr/>
             </w:pPr>
             <w:r>
               <w:rPr>
